--- a/published/ai-family/04_screens_toys_tools/03_perception/lecture-content/03_perception-module.docx
+++ b/published/ai-family/04_screens_toys_tools/03_perception/lecture-content/03_perception-module.docx
@@ -4,7 +4,7 @@
   <w:body>
     <w:p>
       <w:r>
-        <w:t>Module 03: Perception in Family</w:t>
+        <w:t>Module 03: Perception — Screens and Senses</w:t>
       </w:r>
     </w:p>
     <w:p>
@@ -14,12 +14,22 @@
     </w:p>
     <w:p>
       <w:r>
-        <w:t>Define Perception within the context of Family.  Analyze how Perception interacts with other components of the Active Inference framework.  Apply specific constraints of Family to the formal definition of Perception.   Introduction</w:t>
+        <w:t>Understand that a Screen is made of millions of tiny lights ( Pixels ).  Learn about Optical Illusions (Your brain can be tricked).  Know that screens are designed to grab your Attention .   Introduction: The Magic Glass</w:t>
       </w:r>
     </w:p>
     <w:p>
       <w:r>
-        <w:t>This module explores Perception . In the Family curriculum, we approach this topic with a focus on specific applications and theoretical depth appropriate for the audience. Perception is a critical component of the 8-part Active Inference spine, bridging the gap between [Previous Topic] and [Next Topic].</w:t>
+        <w:t>Look at your tablet. It looks like a window into another world.</w:t>
+        <w:br/>
+        <w:t>But touch it. It's just glass.</w:t>
+        <w:br/>
+        <w:t>How does it show you a movie?</w:t>
+        <w:br/>
+        <w:t>It uses a trick called "Persistence of Vision."</w:t>
+        <w:br/>
+        <w:t>It flashes pictures so fast your brain thinks they are moving.</w:t>
+        <w:br/>
+        <w:t>It is a Magic Trick for your eyes.</w:t>
       </w:r>
     </w:p>
     <w:p>
@@ -29,56 +39,108 @@
     </w:p>
     <w:p>
       <w:r>
-        <w:t>1. Perception as a Markov Blanket Boundary</w:t>
+        <w:t>1. Pixels (The Dots)</w:t>
       </w:r>
     </w:p>
     <w:p>
       <w:r>
-        <w:t>How does Perception define the boundary between the agent and the environment?</w:t>
+        <w:t>If you look REALLY close at a TV (with a magnifying glass), you see dots.</w:t>
+        <w:br/>
+        <w:t>Red, Green, Blue.</w:t>
+        <w:br/>
+        <w:t>All the colors you see are made of these three lights.</w:t>
+        <w:br/>
+        <w:t>Millions of dots working together to make a picture.</w:t>
       </w:r>
     </w:p>
     <w:p>
       <w:r>
-        <w:t>2. Generative Models of Perception</w:t>
+        <w:t>2. Frame Rate (The Flipbook)</w:t>
       </w:r>
     </w:p>
     <w:p>
       <w:r>
-        <w:t>What parameters involved in Perception must be optimized to minimize variational free energy?</w:t>
+        <w:t>Movies aren't real life.</w:t>
+        <w:br/>
+        <w:t>They are 24 photos every second.</w:t>
+        <w:br/>
+        <w:t>Your brain smoothes them out.</w:t>
+        <w:br/>
+        <w:t>If the frame rate is slow (lag), the magic breaks.</w:t>
       </w:r>
     </w:p>
     <w:p>
       <w:r>
-        <w:t>3. Active Inference Dynamics</w:t>
+        <w:t>3. Attention Capture</w:t>
       </w:r>
     </w:p>
     <w:p>
       <w:r>
-        <w:t>How does the process of Perception drive the perception-action loop?</w:t>
+        <w:t>Why are cartoons so bright?</w:t>
+        <w:br/>
+        <w:t>Why are buttons red?</w:t>
+        <w:br/>
+        <w:t>Designers use colors and sounds to grab your Perception.</w:t>
+        <w:br/>
+        <w:t>They want you to look.</w:t>
+        <w:br/>
+        <w:t>You have to decide where to look.</w:t>
       </w:r>
     </w:p>
     <w:p>
       <w:r>
-        <w:t>Applications</w:t>
+        <w:t>Activities</w:t>
       </w:r>
     </w:p>
     <w:p>
       <w:r>
-        <w:t>In Family, we see Perception manifest in:</w:t>
-        <w:br/>
-        <w:t>* Specific Example 1 : [Add domain-specific example here]</w:t>
-        <w:br/>
-        <w:t>* Specific Example 2 : [Add domain-specific example here]</w:t>
+        <w:t>Activity 1: The Flipbook</w:t>
       </w:r>
     </w:p>
     <w:p>
       <w:r>
-        <w:t>Conclusion</w:t>
+        <w:t>Take a stack of sticky notes.</w:t>
+        <w:br/>
+        <w:t>Draw a ball on the first page.</w:t>
+        <w:br/>
+        <w:t>Draw it slightly lower on the next.</w:t>
+        <w:br/>
+        <w:t>Flip through them fast.</w:t>
+        <w:br/>
+        <w:t>The ball moves!</w:t>
+        <w:br/>
+        <w:t>You just made a movie.</w:t>
       </w:r>
     </w:p>
     <w:p>
       <w:r>
-        <w:t>Understanding Perception allows us to better model complex adaptive systems. In the next module, we will expand on this foundation.</w:t>
+        <w:t>Activity 2: The RGB Test</w:t>
+      </w:r>
+    </w:p>
+    <w:p>
+      <w:r>
+        <w:t>Put a tiny drop of water on a phone screen (Be careful!).</w:t>
+        <w:br/>
+        <w:t>Look through the droplet like a magnifying glass.</w:t>
+        <w:br/>
+        <w:t>Can you see the teeny tiny Red, Green, and Blue lights?</w:t>
+        <w:br/>
+        <w:t>That is a Pixel.</w:t>
+      </w:r>
+    </w:p>
+    <w:p>
+      <w:r>
+        <w:t>Summary</w:t>
+      </w:r>
+    </w:p>
+    <w:p>
+      <w:r>
+        <w:t>Screens are cool, but they are just lights and tricks. Don't believe everything your eyes tell you!</w:t>
+      </w:r>
+    </w:p>
+    <w:p>
+      <w:r>
+        <w:t>References</w:t>
       </w:r>
     </w:p>
     <w:sectPr>
